--- a/Labs/L13/report.docx
+++ b/Labs/L13/report.docx
@@ -10063,6 +10063,132 @@
     </w:p>
     <w:p>
       <w:pPr>
+        <w:spacing w:after="0" w:line="360" w:lineRule="auto"/>
+        <w:ind w:firstLine="709"/>
+        <w:rPr>
+          <w:rFonts w:ascii="Times New Roman" w:eastAsia="Times New Roman" w:hAnsi="Times New Roman" w:cs="Times New Roman"/>
+          <w:kern w:val="0"/>
+          <w:sz w:val="28"/>
+          <w:szCs w:val="28"/>
+          <w:lang w:eastAsia="ru-RU"/>
+          <w14:ligatures w14:val="none"/>
+        </w:rPr>
+      </w:pPr>
+      <w:r>
+        <w:rPr>
+          <w:rFonts w:ascii="Times New Roman" w:eastAsia="Times New Roman" w:hAnsi="Times New Roman" w:cs="Times New Roman"/>
+          <w:kern w:val="0"/>
+          <w:sz w:val="28"/>
+          <w:szCs w:val="28"/>
+          <w:lang w:eastAsia="ru-RU"/>
+          <w14:ligatures w14:val="none"/>
+        </w:rPr>
+        <w:t>Вывод по результатам тестирования</w:t>
+      </w:r>
+    </w:p>
+    <w:p>
+      <w:pPr>
+        <w:spacing w:after="0" w:line="360" w:lineRule="auto"/>
+        <w:ind w:firstLine="709"/>
+        <w:rPr>
+          <w:rFonts w:ascii="Times New Roman" w:eastAsia="Times New Roman" w:hAnsi="Times New Roman" w:cs="Times New Roman"/>
+          <w:kern w:val="0"/>
+          <w:sz w:val="28"/>
+          <w:szCs w:val="28"/>
+          <w:lang w:eastAsia="ru-RU"/>
+          <w14:ligatures w14:val="none"/>
+        </w:rPr>
+      </w:pPr>
+      <w:r>
+        <w:rPr>
+          <w:rFonts w:ascii="Times New Roman" w:eastAsia="Times New Roman" w:hAnsi="Times New Roman" w:cs="Times New Roman"/>
+          <w:kern w:val="0"/>
+          <w:sz w:val="28"/>
+          <w:szCs w:val="28"/>
+          <w:lang w:eastAsia="ru-RU"/>
+          <w14:ligatures w14:val="none"/>
+        </w:rPr>
+        <w:t>В ходе функционального тестирования приложения «Заметки с календарем» были проверены все основные функции: выбор даты, навигация по календарю, добавление, редактирование и удаление заметок, а также работа с базой данных и отображение списка записей.</w:t>
+      </w:r>
+    </w:p>
+    <w:p>
+      <w:pPr>
+        <w:spacing w:after="0" w:line="360" w:lineRule="auto"/>
+        <w:ind w:firstLine="709"/>
+        <w:rPr>
+          <w:rFonts w:ascii="Times New Roman" w:eastAsia="Times New Roman" w:hAnsi="Times New Roman" w:cs="Times New Roman"/>
+          <w:kern w:val="0"/>
+          <w:sz w:val="28"/>
+          <w:szCs w:val="28"/>
+          <w:lang w:eastAsia="ru-RU"/>
+          <w14:ligatures w14:val="none"/>
+        </w:rPr>
+      </w:pPr>
+      <w:r>
+        <w:rPr>
+          <w:rFonts w:ascii="Times New Roman" w:eastAsia="Times New Roman" w:hAnsi="Times New Roman" w:cs="Times New Roman"/>
+          <w:kern w:val="0"/>
+          <w:sz w:val="28"/>
+          <w:szCs w:val="28"/>
+          <w:lang w:eastAsia="ru-RU"/>
+          <w14:ligatures w14:val="none"/>
+        </w:rPr>
+        <w:lastRenderedPageBreak/>
+        <w:t>Особое внимание было уделено обработке ошибок (пустой ввод, отсутствие выбранной заметки), корректности фильтрации по дате, сортировке по времени и отображению длинных текстов.</w:t>
+      </w:r>
+    </w:p>
+    <w:p>
+      <w:pPr>
+        <w:spacing w:after="0" w:line="360" w:lineRule="auto"/>
+        <w:ind w:firstLine="709"/>
+        <w:rPr>
+          <w:rFonts w:ascii="Times New Roman" w:eastAsia="Times New Roman" w:hAnsi="Times New Roman" w:cs="Times New Roman"/>
+          <w:kern w:val="0"/>
+          <w:sz w:val="28"/>
+          <w:szCs w:val="28"/>
+          <w:lang w:eastAsia="ru-RU"/>
+          <w14:ligatures w14:val="none"/>
+        </w:rPr>
+      </w:pPr>
+      <w:r>
+        <w:rPr>
+          <w:rFonts w:ascii="Times New Roman" w:eastAsia="Times New Roman" w:hAnsi="Times New Roman" w:cs="Times New Roman"/>
+          <w:kern w:val="0"/>
+          <w:sz w:val="28"/>
+          <w:szCs w:val="28"/>
+          <w:lang w:eastAsia="ru-RU"/>
+          <w14:ligatures w14:val="none"/>
+        </w:rPr>
+        <w:t>По результатам проведённых тестов установлено, что приложение работает корректно: все функции выполняются в соответствии с ожидаемыми результатами, ошибки обрабатываются правильно, данные сохраняются и отображаются без нарушений.</w:t>
+      </w:r>
+    </w:p>
+    <w:p>
+      <w:pPr>
+        <w:spacing w:after="0" w:line="360" w:lineRule="auto"/>
+        <w:ind w:firstLine="709"/>
+        <w:rPr>
+          <w:rFonts w:ascii="Times New Roman" w:eastAsia="Times New Roman" w:hAnsi="Times New Roman" w:cs="Times New Roman"/>
+          <w:kern w:val="0"/>
+          <w:sz w:val="28"/>
+          <w:szCs w:val="28"/>
+          <w:lang w:eastAsia="ru-RU"/>
+          <w14:ligatures w14:val="none"/>
+        </w:rPr>
+      </w:pPr>
+      <w:r>
+        <w:rPr>
+          <w:rFonts w:ascii="Times New Roman" w:eastAsia="Times New Roman" w:hAnsi="Times New Roman" w:cs="Times New Roman"/>
+          <w:kern w:val="0"/>
+          <w:sz w:val="28"/>
+          <w:szCs w:val="28"/>
+          <w:lang w:eastAsia="ru-RU"/>
+          <w14:ligatures w14:val="none"/>
+        </w:rPr>
+        <w:t>Таким образом, можно сделать вывод, что разработанное приложение полностью соответствует требованиям задания и готово к использованию.</w:t>
+      </w:r>
+    </w:p>
+    <w:p>
+      <w:pPr>
         <w:spacing w:before="100" w:beforeAutospacing="1" w:after="100" w:afterAutospacing="1" w:line="360" w:lineRule="auto"/>
         <w:rPr>
           <w:rFonts w:ascii="Times New Roman" w:eastAsia="Times New Roman" w:hAnsi="Times New Roman" w:cs="Times New Roman"/>
@@ -10094,18 +10220,7 @@
           <w:lang w:eastAsia="ru-RU"/>
           <w14:ligatures w14:val="none"/>
         </w:rPr>
-        <w:t xml:space="preserve">: </w:t>
-      </w:r>
-      <w:r>
-        <w:rPr>
-          <w:rFonts w:ascii="Times New Roman" w:eastAsia="Times New Roman" w:hAnsi="Times New Roman" w:cs="Times New Roman"/>
-          <w:kern w:val="0"/>
-          <w:sz w:val="28"/>
-          <w:szCs w:val="28"/>
-          <w:lang w:eastAsia="ru-RU"/>
-          <w14:ligatures w14:val="none"/>
-        </w:rPr>
-        <w:t>В ходе</w:t>
+        <w:t>: В ходе</w:t>
       </w:r>
       <w:proofErr w:type="gramEnd"/>
       <w:r>
